--- a/public/templates/pdm-list-template.docx
+++ b/public/templates/pdm-list-template.docx
@@ -482,8 +482,8 @@
           <w:rFonts w:ascii="Times New Roman" w:hAnsi="Times New Roman" w:cs="Times New Roman"/>
         </w:rPr>
         <w:pict>
-          <v:roundrect id="_x0000_s1035" style="width:333.35pt;height:26.65pt;mso-position-horizontal-relative:char;mso-position-vertical-relative:line" arcsize="10923f" fillcolor="#fde9d9 [665]" strokecolor="#c00000">
-            <v:textbox style="mso-next-textbox:#_x0000_s1035">
+          <v:roundrect id="_x0000_s1031" style="width:333.35pt;height:26.65pt;mso-position-horizontal-relative:char;mso-position-vertical-relative:line" arcsize="10923f" fillcolor="#fde9d9 [665]" strokecolor="#c00000">
+            <v:textbox style="mso-next-textbox:#_x0000_s1031">
               <w:txbxContent>
                 <w:p>
                   <w:pPr>
@@ -649,19 +649,20 @@
           <w:insideH w:val="single" w:sz="4" w:space="0" w:color="C00000"/>
           <w:insideV w:val="single" w:sz="4" w:space="0" w:color="C00000"/>
         </w:tblBorders>
+        <w:tblLayout w:type="fixed"/>
         <w:tblLook w:val="04A0"/>
       </w:tblPr>
       <w:tblGrid>
-        <w:gridCol w:w="1875"/>
-        <w:gridCol w:w="1855"/>
-        <w:gridCol w:w="2190"/>
-        <w:gridCol w:w="1855"/>
-        <w:gridCol w:w="2188"/>
+        <w:gridCol w:w="1818"/>
+        <w:gridCol w:w="1817"/>
+        <w:gridCol w:w="2357"/>
+        <w:gridCol w:w="1823"/>
+        <w:gridCol w:w="2148"/>
       </w:tblGrid>
       <w:tr>
         <w:tc>
           <w:tcPr>
-            <w:tcW w:w="941" w:type="pct"/>
+            <w:tcW w:w="912" w:type="pct"/>
           </w:tcPr>
           <w:p>
             <w:pPr>
@@ -681,7 +682,7 @@
         </w:tc>
         <w:tc>
           <w:tcPr>
-            <w:tcW w:w="2030" w:type="pct"/>
+            <w:tcW w:w="2095" w:type="pct"/>
             <w:gridSpan w:val="2"/>
             <w:shd w:val="clear" w:color="auto" w:fill="F2DBDB" w:themeFill="accent2" w:themeFillTint="33"/>
             <w:vAlign w:val="center"/>
@@ -707,7 +708,7 @@
         </w:tc>
         <w:tc>
           <w:tcPr>
-            <w:tcW w:w="2029" w:type="pct"/>
+            <w:tcW w:w="1993" w:type="pct"/>
             <w:gridSpan w:val="2"/>
             <w:shd w:val="clear" w:color="auto" w:fill="D9D9D9" w:themeFill="background1" w:themeFillShade="D9"/>
             <w:vAlign w:val="center"/>
@@ -775,7 +776,7 @@
       <w:tr>
         <w:tc>
           <w:tcPr>
-            <w:tcW w:w="941" w:type="pct"/>
+            <w:tcW w:w="912" w:type="pct"/>
             <w:shd w:val="clear" w:color="auto" w:fill="632423" w:themeFill="accent2" w:themeFillShade="80"/>
             <w:vAlign w:val="center"/>
           </w:tcPr>
@@ -798,7 +799,7 @@
         </w:tc>
         <w:tc>
           <w:tcPr>
-            <w:tcW w:w="2030" w:type="pct"/>
+            <w:tcW w:w="2095" w:type="pct"/>
             <w:gridSpan w:val="2"/>
             <w:vAlign w:val="center"/>
           </w:tcPr>
@@ -813,7 +814,7 @@
               <w:rPr>
                 <w:rFonts w:cs="Times New Roman"/>
               </w:rPr>
-              <w:t xml:space="preserve">34 </w:t>
+              <w:t xml:space="preserve">{d.thisSubCounty.parishCount:formatN(0)} </w:t>
             </w:r>
             <w:r>
               <w:rPr>
@@ -827,7 +828,7 @@
         </w:tc>
         <w:tc>
           <w:tcPr>
-            <w:tcW w:w="2029" w:type="pct"/>
+            <w:tcW w:w="1993" w:type="pct"/>
             <w:gridSpan w:val="2"/>
             <w:vAlign w:val="center"/>
           </w:tcPr>
@@ -872,7 +873,7 @@
       <w:tr>
         <w:tc>
           <w:tcPr>
-            <w:tcW w:w="941" w:type="pct"/>
+            <w:tcW w:w="912" w:type="pct"/>
             <w:shd w:val="clear" w:color="auto" w:fill="632423" w:themeFill="accent2" w:themeFillShade="80"/>
             <w:vAlign w:val="center"/>
           </w:tcPr>
@@ -895,7 +896,7 @@
         </w:tc>
         <w:tc>
           <w:tcPr>
-            <w:tcW w:w="2030" w:type="pct"/>
+            <w:tcW w:w="2095" w:type="pct"/>
             <w:gridSpan w:val="2"/>
             <w:vAlign w:val="center"/>
           </w:tcPr>
@@ -906,12 +907,18 @@
                 <w:rFonts w:cs="Times New Roman"/>
               </w:rPr>
             </w:pPr>
-            <w:r>
-              <w:rPr>
-                <w:rFonts w:cs="Times New Roman"/>
-              </w:rPr>
-              <w:t xml:space="preserve">39 </w:t>
-            </w:r>
+            <w:bookmarkStart w:id="4" w:name="OLE_LINK43"/>
+            <w:bookmarkStart w:id="5" w:name="OLE_LINK44"/>
+            <w:bookmarkStart w:id="6" w:name="OLE_LINK51"/>
+            <w:r>
+              <w:rPr>
+                <w:rFonts w:cs="Times New Roman"/>
+              </w:rPr>
+              <w:t xml:space="preserve">{d.thisSubCounty.villageCount:formatN(0)} </w:t>
+            </w:r>
+            <w:bookmarkEnd w:id="4"/>
+            <w:bookmarkEnd w:id="5"/>
+            <w:bookmarkEnd w:id="6"/>
             <w:r>
               <w:rPr>
                 <w:rFonts w:cs="Times New Roman"/>
@@ -924,7 +931,7 @@
         </w:tc>
         <w:tc>
           <w:tcPr>
-            <w:tcW w:w="2029" w:type="pct"/>
+            <w:tcW w:w="1993" w:type="pct"/>
             <w:gridSpan w:val="2"/>
             <w:vAlign w:val="center"/>
           </w:tcPr>
@@ -939,7 +946,14 @@
               <w:rPr>
                 <w:rFonts w:cs="Times New Roman"/>
               </w:rPr>
-              <w:t>{d._count.villages}</w:t>
+              <w:t xml:space="preserve">{d.thisParish.villageCount:formatN(0)} </w:t>
+            </w:r>
+            <w:r>
+              <w:rPr>
+                <w:rFonts w:cs="Times New Roman"/>
+                <w:i/>
+              </w:rPr>
+              <w:t>of</w:t>
             </w:r>
             <w:r>
               <w:rPr>
@@ -950,15 +964,8 @@
             <w:r>
               <w:rPr>
                 <w:rFonts w:cs="Times New Roman"/>
-                <w:i/>
-              </w:rPr>
-              <w:t>of</w:t>
-            </w:r>
-            <w:r>
-              <w:rPr>
-                <w:rFonts w:cs="Times New Roman"/>
-              </w:rPr>
-              <w:t xml:space="preserve"> 39</w:t>
+              </w:rPr>
+              <w:t>{d.thisSubCounty.villageCount:formatN(0)}</w:t>
             </w:r>
             <w:r>
               <w:rPr>
@@ -980,7 +987,7 @@
       <w:tr>
         <w:tc>
           <w:tcPr>
-            <w:tcW w:w="941" w:type="pct"/>
+            <w:tcW w:w="912" w:type="pct"/>
             <w:shd w:val="clear" w:color="auto" w:fill="632423" w:themeFill="accent2" w:themeFillShade="80"/>
             <w:vAlign w:val="center"/>
           </w:tcPr>
@@ -1003,7 +1010,7 @@
         </w:tc>
         <w:tc>
           <w:tcPr>
-            <w:tcW w:w="2030" w:type="pct"/>
+            <w:tcW w:w="2095" w:type="pct"/>
             <w:gridSpan w:val="2"/>
             <w:vAlign w:val="center"/>
           </w:tcPr>
@@ -1014,12 +1021,18 @@
                 <w:rFonts w:cs="Times New Roman"/>
               </w:rPr>
             </w:pPr>
-            <w:r>
-              <w:rPr>
-                <w:rFonts w:cs="Times New Roman"/>
-              </w:rPr>
-              <w:t xml:space="preserve">34 </w:t>
-            </w:r>
+            <w:bookmarkStart w:id="7" w:name="OLE_LINK45"/>
+            <w:bookmarkStart w:id="8" w:name="OLE_LINK46"/>
+            <w:bookmarkStart w:id="9" w:name="OLE_LINK58"/>
+            <w:r>
+              <w:rPr>
+                <w:rFonts w:cs="Times New Roman"/>
+              </w:rPr>
+              <w:t xml:space="preserve">{d.thisSubCounty.groupCount:formatN(0)} </w:t>
+            </w:r>
+            <w:bookmarkEnd w:id="7"/>
+            <w:bookmarkEnd w:id="8"/>
+            <w:bookmarkEnd w:id="9"/>
             <w:r>
               <w:rPr>
                 <w:rFonts w:cs="Times New Roman"/>
@@ -1032,7 +1045,7 @@
         </w:tc>
         <w:tc>
           <w:tcPr>
-            <w:tcW w:w="2029" w:type="pct"/>
+            <w:tcW w:w="1993" w:type="pct"/>
             <w:gridSpan w:val="2"/>
             <w:vAlign w:val="center"/>
           </w:tcPr>
@@ -1047,7 +1060,7 @@
               <w:rPr>
                 <w:rFonts w:cs="Times New Roman"/>
               </w:rPr>
-              <w:t>2</w:t>
+              <w:t>{d.thisParish.groupCount:formatN(0)}</w:t>
             </w:r>
             <w:r>
               <w:rPr>
@@ -1066,7 +1079,15 @@
               <w:rPr>
                 <w:rFonts w:cs="Times New Roman"/>
               </w:rPr>
-              <w:t xml:space="preserve"> 34</w:t>
+              <w:t xml:space="preserve">  </w:t>
+            </w:r>
+            <w:bookmarkStart w:id="10" w:name="OLE_LINK52"/>
+            <w:bookmarkStart w:id="11" w:name="OLE_LINK53"/>
+            <w:r>
+              <w:rPr>
+                <w:rFonts w:cs="Times New Roman"/>
+              </w:rPr>
+              <w:t>{d.thisSubCounty.groupCount:formatN(0)}</w:t>
             </w:r>
             <w:r>
               <w:rPr>
@@ -1074,6 +1095,8 @@
               </w:rPr>
               <w:t xml:space="preserve"> </w:t>
             </w:r>
+            <w:bookmarkEnd w:id="10"/>
+            <w:bookmarkEnd w:id="11"/>
             <w:r>
               <w:rPr>
                 <w:rFonts w:cs="Times New Roman"/>
@@ -1088,7 +1111,7 @@
       <w:tr>
         <w:tc>
           <w:tcPr>
-            <w:tcW w:w="941" w:type="pct"/>
+            <w:tcW w:w="912" w:type="pct"/>
             <w:vMerge w:val="restart"/>
             <w:shd w:val="clear" w:color="auto" w:fill="632423" w:themeFill="accent2" w:themeFillShade="80"/>
             <w:vAlign w:val="center"/>
@@ -1112,7 +1135,7 @@
         </w:tc>
         <w:tc>
           <w:tcPr>
-            <w:tcW w:w="931" w:type="pct"/>
+            <w:tcW w:w="912" w:type="pct"/>
             <w:shd w:val="clear" w:color="auto" w:fill="F2DBDB" w:themeFill="accent2" w:themeFillTint="33"/>
             <w:vAlign w:val="center"/>
           </w:tcPr>
@@ -1125,8 +1148,8 @@
                 <w:color w:val="C00000"/>
               </w:rPr>
             </w:pPr>
-            <w:bookmarkStart w:id="4" w:name="OLE_LINK3"/>
-            <w:bookmarkStart w:id="5" w:name="OLE_LINK4"/>
+            <w:bookmarkStart w:id="12" w:name="OLE_LINK3"/>
+            <w:bookmarkStart w:id="13" w:name="OLE_LINK4"/>
             <w:r>
               <w:rPr>
                 <w:rFonts w:cs="Times New Roman"/>
@@ -1135,13 +1158,13 @@
               </w:rPr>
               <w:t>RECEIVED PDM</w:t>
             </w:r>
-            <w:bookmarkEnd w:id="4"/>
-            <w:bookmarkEnd w:id="5"/>
-          </w:p>
-        </w:tc>
-        <w:tc>
-          <w:tcPr>
-            <w:tcW w:w="1099" w:type="pct"/>
+            <w:bookmarkEnd w:id="12"/>
+            <w:bookmarkEnd w:id="13"/>
+          </w:p>
+        </w:tc>
+        <w:tc>
+          <w:tcPr>
+            <w:tcW w:w="1182" w:type="pct"/>
             <w:shd w:val="clear" w:color="auto" w:fill="F2DBDB" w:themeFill="accent2" w:themeFillTint="33"/>
             <w:vAlign w:val="center"/>
           </w:tcPr>
@@ -1154,8 +1177,8 @@
                 <w:color w:val="C00000"/>
               </w:rPr>
             </w:pPr>
-            <w:bookmarkStart w:id="6" w:name="OLE_LINK5"/>
-            <w:bookmarkStart w:id="7" w:name="OLE_LINK6"/>
+            <w:bookmarkStart w:id="14" w:name="OLE_LINK5"/>
+            <w:bookmarkStart w:id="15" w:name="OLE_LINK6"/>
             <w:r>
               <w:rPr>
                 <w:rFonts w:cs="Times New Roman"/>
@@ -1164,13 +1187,13 @@
               </w:rPr>
               <w:t>N/ RECEIVED PDM</w:t>
             </w:r>
-            <w:bookmarkEnd w:id="6"/>
-            <w:bookmarkEnd w:id="7"/>
-          </w:p>
-        </w:tc>
-        <w:tc>
-          <w:tcPr>
-            <w:tcW w:w="931" w:type="pct"/>
+            <w:bookmarkEnd w:id="14"/>
+            <w:bookmarkEnd w:id="15"/>
+          </w:p>
+        </w:tc>
+        <w:tc>
+          <w:tcPr>
+            <w:tcW w:w="915" w:type="pct"/>
             <w:shd w:val="clear" w:color="auto" w:fill="D9D9D9" w:themeFill="background1" w:themeFillShade="D9"/>
             <w:vAlign w:val="center"/>
           </w:tcPr>
@@ -1193,7 +1216,7 @@
         </w:tc>
         <w:tc>
           <w:tcPr>
-            <w:tcW w:w="1098" w:type="pct"/>
+            <w:tcW w:w="1077" w:type="pct"/>
             <w:shd w:val="clear" w:color="auto" w:fill="D9D9D9" w:themeFill="background1" w:themeFillShade="D9"/>
             <w:vAlign w:val="center"/>
           </w:tcPr>
@@ -1218,7 +1241,7 @@
       <w:tr>
         <w:tc>
           <w:tcPr>
-            <w:tcW w:w="941" w:type="pct"/>
+            <w:tcW w:w="912" w:type="pct"/>
             <w:vMerge/>
             <w:shd w:val="clear" w:color="auto" w:fill="632423" w:themeFill="accent2" w:themeFillShade="80"/>
           </w:tcPr>
@@ -1233,54 +1256,191 @@
         </w:tc>
         <w:tc>
           <w:tcPr>
-            <w:tcW w:w="931" w:type="pct"/>
-            <w:vAlign w:val="center"/>
-          </w:tcPr>
-          <w:p>
-            <w:pPr>
-              <w:jc w:val="center"/>
-              <w:rPr>
-                <w:rFonts w:cs="Times New Roman"/>
-              </w:rPr>
-            </w:pPr>
-            <w:bookmarkStart w:id="8" w:name="OLE_LINK7"/>
-            <w:bookmarkStart w:id="9" w:name="OLE_LINK8"/>
-            <w:r>
-              <w:rPr>
-                <w:rFonts w:cs="Times New Roman"/>
-              </w:rPr>
-              <w:t xml:space="preserve">34 </w:t>
-            </w:r>
+            <w:tcW w:w="912" w:type="pct"/>
+            <w:vAlign w:val="center"/>
+          </w:tcPr>
+          <w:p>
+            <w:pPr>
+              <w:jc w:val="center"/>
+              <w:rPr>
+                <w:rFonts w:cs="Times New Roman"/>
+              </w:rPr>
+            </w:pPr>
+            <w:bookmarkStart w:id="16" w:name="OLE_LINK7"/>
+            <w:bookmarkStart w:id="17" w:name="OLE_LINK8"/>
+            <w:bookmarkStart w:id="18" w:name="OLE_LINK59"/>
+            <w:bookmarkStart w:id="19" w:name="OLE_LINK60"/>
+            <w:bookmarkStart w:id="20" w:name="OLE_LINK63"/>
+            <w:bookmarkStart w:id="21" w:name="OLE_LINK64"/>
+            <w:bookmarkStart w:id="22" w:name="OLE_LINK74"/>
+            <w:r>
+              <w:rPr>
+                <w:rFonts w:cs="Times New Roman"/>
+              </w:rPr>
+              <w:t>{d.thisSubCounty.</w:t>
+            </w:r>
+            <w:r>
+              <w:rPr>
+                <w:rFonts w:cs="Times New Roman"/>
+              </w:rPr>
+              <w:t>beneficiaryWithLoanCount</w:t>
+            </w:r>
+            <w:r>
+              <w:rPr>
+                <w:rFonts w:cs="Times New Roman"/>
+              </w:rPr>
+              <w:t xml:space="preserve">:formatN(0)} </w:t>
+            </w:r>
+            <w:bookmarkEnd w:id="16"/>
+            <w:bookmarkEnd w:id="17"/>
+            <w:bookmarkEnd w:id="18"/>
+            <w:bookmarkEnd w:id="19"/>
+            <w:bookmarkEnd w:id="20"/>
+            <w:bookmarkEnd w:id="21"/>
+            <w:bookmarkEnd w:id="22"/>
+          </w:p>
+          <w:p>
+            <w:pPr>
+              <w:jc w:val="center"/>
+              <w:rPr>
+                <w:rFonts w:cs="Times New Roman"/>
+              </w:rPr>
+            </w:pPr>
             <w:r>
               <w:rPr>
                 <w:rFonts w:cs="Times New Roman"/>
                 <w:i/>
-              </w:rPr>
-              <w:t>(45%)</w:t>
-            </w:r>
-            <w:bookmarkEnd w:id="8"/>
-            <w:bookmarkEnd w:id="9"/>
-          </w:p>
-        </w:tc>
-        <w:tc>
-          <w:tcPr>
-            <w:tcW w:w="1099" w:type="pct"/>
-            <w:vAlign w:val="center"/>
-          </w:tcPr>
-          <w:p>
-            <w:pPr>
-              <w:jc w:val="center"/>
-              <w:rPr>
-                <w:rFonts w:cs="Times New Roman"/>
-              </w:rPr>
-            </w:pPr>
-            <w:bookmarkStart w:id="10" w:name="OLE_LINK9"/>
-            <w:bookmarkStart w:id="11" w:name="OLE_LINK10"/>
-            <w:r>
-              <w:rPr>
-                <w:rFonts w:cs="Times New Roman"/>
-              </w:rPr>
-              <w:t>34</w:t>
+                <w:color w:val="595959" w:themeColor="text1" w:themeTint="A6"/>
+              </w:rPr>
+              <w:t>({d.</w:t>
+            </w:r>
+            <w:r>
+              <w:rPr>
+                <w:rFonts w:cs="Times New Roman"/>
+                <w:i/>
+                <w:color w:val="595959" w:themeColor="text1" w:themeTint="A6"/>
+              </w:rPr>
+              <w:t>thisSubCounty</w:t>
+            </w:r>
+            <w:r>
+              <w:rPr>
+                <w:rFonts w:cs="Times New Roman"/>
+                <w:i/>
+                <w:color w:val="595959" w:themeColor="text1" w:themeTint="A6"/>
+              </w:rPr>
+              <w:t>.beneficiaryWithLoanCountFraction:mul(100):</w:t>
+            </w:r>
+            <w:r>
+              <w:rPr>
+                <w:rFonts w:cs="Times New Roman"/>
+                <w:i/>
+                <w:color w:val="595959" w:themeColor="text1" w:themeTint="A6"/>
+              </w:rPr>
+              <w:t>round(2)</w:t>
+            </w:r>
+            <w:r>
+              <w:rPr>
+                <w:rFonts w:cs="Times New Roman"/>
+                <w:i/>
+                <w:color w:val="595959" w:themeColor="text1" w:themeTint="A6"/>
+              </w:rPr>
+              <w:t>}%)</w:t>
+            </w:r>
+          </w:p>
+        </w:tc>
+        <w:tc>
+          <w:tcPr>
+            <w:tcW w:w="1182" w:type="pct"/>
+            <w:vAlign w:val="center"/>
+          </w:tcPr>
+          <w:p>
+            <w:pPr>
+              <w:jc w:val="center"/>
+              <w:rPr>
+                <w:rFonts w:cs="Times New Roman"/>
+              </w:rPr>
+            </w:pPr>
+            <w:bookmarkStart w:id="23" w:name="OLE_LINK9"/>
+            <w:bookmarkStart w:id="24" w:name="OLE_LINK10"/>
+            <w:bookmarkStart w:id="25" w:name="OLE_LINK76"/>
+            <w:r>
+              <w:rPr>
+                <w:rFonts w:cs="Times New Roman"/>
+              </w:rPr>
+              <w:t>{d.thisSubCounty.beneficiaryWithoutLoanCount:formatN(0)}</w:t>
+            </w:r>
+            <w:bookmarkEnd w:id="23"/>
+            <w:bookmarkEnd w:id="24"/>
+            <w:bookmarkEnd w:id="25"/>
+          </w:p>
+          <w:p>
+            <w:pPr>
+              <w:jc w:val="center"/>
+              <w:rPr>
+                <w:rFonts w:cs="Times New Roman"/>
+              </w:rPr>
+            </w:pPr>
+            <w:r>
+              <w:rPr>
+                <w:rFonts w:cs="Times New Roman"/>
+                <w:i/>
+                <w:color w:val="595959" w:themeColor="text1" w:themeTint="A6"/>
+              </w:rPr>
+              <w:t>({d.</w:t>
+            </w:r>
+            <w:r>
+              <w:rPr>
+                <w:rFonts w:cs="Times New Roman"/>
+                <w:i/>
+                <w:color w:val="595959" w:themeColor="text1" w:themeTint="A6"/>
+              </w:rPr>
+              <w:t>thisSubCounty</w:t>
+            </w:r>
+            <w:r>
+              <w:rPr>
+                <w:rFonts w:cs="Times New Roman"/>
+                <w:i/>
+                <w:color w:val="595959" w:themeColor="text1" w:themeTint="A6"/>
+              </w:rPr>
+              <w:t>.beneficiaryWithoutLoanCountFraction:mul(100):</w:t>
+            </w:r>
+            <w:r>
+              <w:rPr>
+                <w:rFonts w:cs="Times New Roman"/>
+                <w:i/>
+                <w:color w:val="595959" w:themeColor="text1" w:themeTint="A6"/>
+              </w:rPr>
+              <w:t>round(2)</w:t>
+            </w:r>
+            <w:r>
+              <w:rPr>
+                <w:rFonts w:cs="Times New Roman"/>
+                <w:i/>
+                <w:color w:val="595959" w:themeColor="text1" w:themeTint="A6"/>
+              </w:rPr>
+              <w:t>}%)</w:t>
+            </w:r>
+          </w:p>
+        </w:tc>
+        <w:tc>
+          <w:tcPr>
+            <w:tcW w:w="915" w:type="pct"/>
+            <w:vAlign w:val="center"/>
+          </w:tcPr>
+          <w:p>
+            <w:pPr>
+              <w:jc w:val="center"/>
+              <w:rPr>
+                <w:rFonts w:cs="Times New Roman"/>
+              </w:rPr>
+            </w:pPr>
+            <w:bookmarkStart w:id="26" w:name="OLE_LINK79"/>
+            <w:bookmarkStart w:id="27" w:name="OLE_LINK80"/>
+            <w:r>
+              <w:rPr>
+                <w:rFonts w:cs="Times New Roman"/>
+              </w:rPr>
+              <w:t>{d.thisParish.beneficiaryWithLoanCount:formatN(0)}</w:t>
             </w:r>
             <w:r>
               <w:rPr>
@@ -1288,82 +1448,113 @@
               </w:rPr>
               <w:t xml:space="preserve"> </w:t>
             </w:r>
+            <w:bookmarkStart w:id="28" w:name="OLE_LINK85"/>
+            <w:bookmarkStart w:id="29" w:name="OLE_LINK86"/>
+            <w:bookmarkStart w:id="30" w:name="OLE_LINK94"/>
+            <w:bookmarkEnd w:id="26"/>
+            <w:bookmarkEnd w:id="27"/>
             <w:r>
               <w:rPr>
                 <w:rFonts w:cs="Times New Roman"/>
                 <w:i/>
-              </w:rPr>
-              <w:t>(56%)</w:t>
-            </w:r>
-            <w:bookmarkEnd w:id="10"/>
-            <w:bookmarkEnd w:id="11"/>
-          </w:p>
-        </w:tc>
-        <w:tc>
-          <w:tcPr>
-            <w:tcW w:w="931" w:type="pct"/>
-            <w:vAlign w:val="center"/>
-          </w:tcPr>
-          <w:p>
-            <w:pPr>
-              <w:jc w:val="center"/>
-              <w:rPr>
-                <w:rFonts w:cs="Times New Roman"/>
-              </w:rPr>
-            </w:pPr>
-            <w:r>
-              <w:rPr>
-                <w:rFonts w:cs="Times New Roman"/>
-              </w:rPr>
-              <w:t xml:space="preserve">34 </w:t>
+                <w:color w:val="595959" w:themeColor="text1" w:themeTint="A6"/>
+              </w:rPr>
+              <w:t>({d.thisParish.beneficiaryWithLoanCountFraction</w:t>
             </w:r>
             <w:r>
               <w:rPr>
                 <w:rFonts w:cs="Times New Roman"/>
                 <w:i/>
-              </w:rPr>
-              <w:t>(45%)</w:t>
-            </w:r>
-          </w:p>
-        </w:tc>
-        <w:tc>
-          <w:tcPr>
-            <w:tcW w:w="1098" w:type="pct"/>
-            <w:vAlign w:val="center"/>
-          </w:tcPr>
-          <w:p>
-            <w:pPr>
-              <w:jc w:val="center"/>
-              <w:rPr>
-                <w:rFonts w:cs="Times New Roman"/>
-              </w:rPr>
-            </w:pPr>
-            <w:r>
-              <w:rPr>
-                <w:rFonts w:cs="Times New Roman"/>
-              </w:rPr>
-              <w:t>34</w:t>
-            </w:r>
-            <w:r>
-              <w:rPr>
-                <w:rFonts w:cs="Times New Roman"/>
-              </w:rPr>
-              <w:t xml:space="preserve"> </w:t>
+                <w:color w:val="595959" w:themeColor="text1" w:themeTint="A6"/>
+              </w:rPr>
+              <w:t>:mul(100)</w:t>
             </w:r>
             <w:r>
               <w:rPr>
                 <w:rFonts w:cs="Times New Roman"/>
                 <w:i/>
-              </w:rPr>
-              <w:t>(56%)</w:t>
-            </w:r>
+                <w:color w:val="595959" w:themeColor="text1" w:themeTint="A6"/>
+              </w:rPr>
+              <w:t>:</w:t>
+            </w:r>
+            <w:r>
+              <w:rPr>
+                <w:rFonts w:cs="Times New Roman"/>
+                <w:i/>
+                <w:color w:val="595959" w:themeColor="text1" w:themeTint="A6"/>
+              </w:rPr>
+              <w:t>round(2)</w:t>
+            </w:r>
+            <w:r>
+              <w:rPr>
+                <w:rFonts w:cs="Times New Roman"/>
+                <w:i/>
+                <w:color w:val="595959" w:themeColor="text1" w:themeTint="A6"/>
+              </w:rPr>
+              <w:t>}%)</w:t>
+            </w:r>
+            <w:bookmarkEnd w:id="28"/>
+            <w:bookmarkEnd w:id="29"/>
+            <w:bookmarkEnd w:id="30"/>
+          </w:p>
+        </w:tc>
+        <w:tc>
+          <w:tcPr>
+            <w:tcW w:w="1077" w:type="pct"/>
+            <w:vAlign w:val="center"/>
+          </w:tcPr>
+          <w:p>
+            <w:pPr>
+              <w:jc w:val="center"/>
+              <w:rPr>
+                <w:rFonts w:cs="Times New Roman"/>
+              </w:rPr>
+            </w:pPr>
+            <w:bookmarkStart w:id="31" w:name="OLE_LINK81"/>
+            <w:bookmarkStart w:id="32" w:name="OLE_LINK82"/>
+            <w:r>
+              <w:rPr>
+                <w:rFonts w:cs="Times New Roman"/>
+              </w:rPr>
+              <w:t xml:space="preserve">{d.thisParish.beneficiaryWithoutLoanCount:formatN(0)} </w:t>
+            </w:r>
+            <w:bookmarkStart w:id="33" w:name="OLE_LINK95"/>
+            <w:bookmarkStart w:id="34" w:name="OLE_LINK96"/>
+            <w:bookmarkEnd w:id="31"/>
+            <w:bookmarkEnd w:id="32"/>
+            <w:r>
+              <w:rPr>
+                <w:rFonts w:cs="Times New Roman"/>
+                <w:i/>
+                <w:color w:val="595959" w:themeColor="text1" w:themeTint="A6"/>
+              </w:rPr>
+              <w:t>({d.thisParish.beneficiaryWithoutLoanCountFraction:mul(100):</w:t>
+            </w:r>
+            <w:r>
+              <w:rPr>
+                <w:rFonts w:cs="Times New Roman"/>
+                <w:i/>
+                <w:color w:val="595959" w:themeColor="text1" w:themeTint="A6"/>
+              </w:rPr>
+              <w:t>round(2)</w:t>
+            </w:r>
+            <w:r>
+              <w:rPr>
+                <w:rFonts w:cs="Times New Roman"/>
+                <w:i/>
+                <w:color w:val="595959" w:themeColor="text1" w:themeTint="A6"/>
+              </w:rPr>
+              <w:t>}%)</w:t>
+            </w:r>
+            <w:bookmarkEnd w:id="33"/>
+            <w:bookmarkEnd w:id="34"/>
           </w:p>
         </w:tc>
       </w:tr>
       <w:tr>
         <w:tc>
           <w:tcPr>
-            <w:tcW w:w="941" w:type="pct"/>
+            <w:tcW w:w="912" w:type="pct"/>
             <w:vMerge/>
             <w:shd w:val="clear" w:color="auto" w:fill="632423" w:themeFill="accent2" w:themeFillShade="80"/>
           </w:tcPr>
@@ -1378,7 +1569,7 @@
         </w:tc>
         <w:tc>
           <w:tcPr>
-            <w:tcW w:w="931" w:type="pct"/>
+            <w:tcW w:w="912" w:type="pct"/>
             <w:shd w:val="clear" w:color="auto" w:fill="F2DBDB" w:themeFill="accent2" w:themeFillTint="33"/>
             <w:vAlign w:val="center"/>
           </w:tcPr>
@@ -1403,7 +1594,7 @@
         </w:tc>
         <w:tc>
           <w:tcPr>
-            <w:tcW w:w="1099" w:type="pct"/>
+            <w:tcW w:w="1182" w:type="pct"/>
             <w:shd w:val="clear" w:color="auto" w:fill="F2DBDB" w:themeFill="accent2" w:themeFillTint="33"/>
             <w:vAlign w:val="center"/>
           </w:tcPr>
@@ -1428,7 +1619,7 @@
         </w:tc>
         <w:tc>
           <w:tcPr>
-            <w:tcW w:w="931" w:type="pct"/>
+            <w:tcW w:w="915" w:type="pct"/>
             <w:shd w:val="clear" w:color="auto" w:fill="D9D9D9" w:themeFill="background1" w:themeFillShade="D9"/>
             <w:vAlign w:val="center"/>
           </w:tcPr>
@@ -1451,7 +1642,7 @@
         </w:tc>
         <w:tc>
           <w:tcPr>
-            <w:tcW w:w="1098" w:type="pct"/>
+            <w:tcW w:w="1077" w:type="pct"/>
             <w:shd w:val="clear" w:color="auto" w:fill="D9D9D9" w:themeFill="background1" w:themeFillShade="D9"/>
             <w:vAlign w:val="center"/>
           </w:tcPr>
@@ -1476,7 +1667,7 @@
       <w:tr>
         <w:tc>
           <w:tcPr>
-            <w:tcW w:w="941" w:type="pct"/>
+            <w:tcW w:w="912" w:type="pct"/>
             <w:vMerge/>
             <w:shd w:val="clear" w:color="auto" w:fill="632423" w:themeFill="accent2" w:themeFillShade="80"/>
           </w:tcPr>
@@ -1491,129 +1682,312 @@
         </w:tc>
         <w:tc>
           <w:tcPr>
-            <w:tcW w:w="931" w:type="pct"/>
-            <w:vAlign w:val="center"/>
-          </w:tcPr>
-          <w:p>
-            <w:pPr>
-              <w:jc w:val="center"/>
-              <w:rPr>
-                <w:rFonts w:cs="Times New Roman"/>
-              </w:rPr>
-            </w:pPr>
-            <w:r>
-              <w:rPr>
-                <w:rFonts w:cs="Times New Roman"/>
-              </w:rPr>
-              <w:t xml:space="preserve">34 </w:t>
-            </w:r>
+            <w:tcW w:w="912" w:type="pct"/>
+            <w:vAlign w:val="center"/>
+          </w:tcPr>
+          <w:p>
+            <w:pPr>
+              <w:jc w:val="center"/>
+              <w:rPr>
+                <w:rFonts w:cs="Times New Roman"/>
+              </w:rPr>
+            </w:pPr>
+            <w:bookmarkStart w:id="35" w:name="OLE_LINK61"/>
+            <w:bookmarkStart w:id="36" w:name="OLE_LINK62"/>
+            <w:bookmarkStart w:id="37" w:name="OLE_LINK75"/>
+            <w:r>
+              <w:rPr>
+                <w:rFonts w:cs="Times New Roman"/>
+              </w:rPr>
+              <w:t>{d.thisSubCounty.</w:t>
+            </w:r>
+            <w:r>
+              <w:rPr>
+                <w:rFonts w:cs="Times New Roman"/>
+              </w:rPr>
+              <w:t>beneficiaryFemaleCount</w:t>
+            </w:r>
+            <w:r>
+              <w:rPr>
+                <w:rFonts w:cs="Times New Roman"/>
+              </w:rPr>
+              <w:t>:formatN(0)}</w:t>
+            </w:r>
+            <w:bookmarkEnd w:id="35"/>
+            <w:bookmarkEnd w:id="36"/>
+            <w:bookmarkEnd w:id="37"/>
+          </w:p>
+          <w:p>
+            <w:pPr>
+              <w:jc w:val="center"/>
+              <w:rPr>
+                <w:rFonts w:cs="Times New Roman"/>
+              </w:rPr>
+            </w:pPr>
             <w:r>
               <w:rPr>
                 <w:rFonts w:cs="Times New Roman"/>
                 <w:i/>
-              </w:rPr>
-              <w:t>(45%)</w:t>
-            </w:r>
-          </w:p>
-        </w:tc>
-        <w:tc>
-          <w:tcPr>
-            <w:tcW w:w="1099" w:type="pct"/>
-            <w:vAlign w:val="center"/>
-          </w:tcPr>
-          <w:p>
-            <w:pPr>
-              <w:jc w:val="center"/>
-              <w:rPr>
-                <w:rFonts w:cs="Times New Roman"/>
-              </w:rPr>
-            </w:pPr>
-            <w:r>
-              <w:rPr>
-                <w:rFonts w:cs="Times New Roman"/>
-              </w:rPr>
-              <w:t>34</w:t>
-            </w:r>
-            <w:r>
-              <w:rPr>
-                <w:rFonts w:cs="Times New Roman"/>
+                <w:color w:val="595959" w:themeColor="text1" w:themeTint="A6"/>
+              </w:rPr>
+              <w:t>({d.</w:t>
+            </w:r>
+            <w:r>
+              <w:rPr>
+                <w:rFonts w:cs="Times New Roman"/>
+                <w:i/>
+                <w:color w:val="595959" w:themeColor="text1" w:themeTint="A6"/>
+              </w:rPr>
+              <w:t>thisSubCounty</w:t>
+            </w:r>
+            <w:r>
+              <w:rPr>
+                <w:rFonts w:cs="Times New Roman"/>
+                <w:i/>
+                <w:color w:val="595959" w:themeColor="text1" w:themeTint="A6"/>
+              </w:rPr>
+              <w:t>.beneficiaryFemaleCountFraction:mul(100):</w:t>
+            </w:r>
+            <w:r>
+              <w:rPr>
+                <w:rFonts w:cs="Times New Roman"/>
+                <w:i/>
+                <w:color w:val="595959" w:themeColor="text1" w:themeTint="A6"/>
+              </w:rPr>
+              <w:t>round(2)</w:t>
+            </w:r>
+            <w:r>
+              <w:rPr>
+                <w:rFonts w:cs="Times New Roman"/>
+                <w:i/>
+                <w:color w:val="595959" w:themeColor="text1" w:themeTint="A6"/>
+              </w:rPr>
+              <w:t>}%)</w:t>
+            </w:r>
+          </w:p>
+        </w:tc>
+        <w:tc>
+          <w:tcPr>
+            <w:tcW w:w="1182" w:type="pct"/>
+            <w:vAlign w:val="center"/>
+          </w:tcPr>
+          <w:p>
+            <w:pPr>
+              <w:jc w:val="center"/>
+              <w:rPr>
+                <w:rFonts w:cs="Times New Roman"/>
+              </w:rPr>
+            </w:pPr>
+            <w:bookmarkStart w:id="38" w:name="OLE_LINK77"/>
+            <w:bookmarkStart w:id="39" w:name="OLE_LINK78"/>
+            <w:r>
+              <w:rPr>
+                <w:rFonts w:cs="Times New Roman"/>
+              </w:rPr>
+              <w:t>{d.thisSubCounty.beneficiaryMaleCount:formatN(0)}</w:t>
+            </w:r>
+            <w:bookmarkEnd w:id="38"/>
+            <w:bookmarkEnd w:id="39"/>
+          </w:p>
+          <w:p>
+            <w:pPr>
+              <w:jc w:val="center"/>
+              <w:rPr>
+                <w:rFonts w:cs="Times New Roman"/>
+              </w:rPr>
+            </w:pPr>
+            <w:r>
+              <w:rPr>
+                <w:rFonts w:cs="Times New Roman"/>
+                <w:i/>
+                <w:color w:val="595959" w:themeColor="text1" w:themeTint="A6"/>
+              </w:rPr>
+              <w:t>({d.</w:t>
+            </w:r>
+            <w:r>
+              <w:rPr>
+                <w:rFonts w:cs="Times New Roman"/>
+                <w:i/>
+                <w:color w:val="595959" w:themeColor="text1" w:themeTint="A6"/>
+              </w:rPr>
+              <w:t>thisSubCounty</w:t>
+            </w:r>
+            <w:r>
+              <w:rPr>
+                <w:rFonts w:cs="Times New Roman"/>
+                <w:i/>
+                <w:color w:val="595959" w:themeColor="text1" w:themeTint="A6"/>
+              </w:rPr>
+              <w:t>.beneficiaryMaleCountFraction:mul(100):</w:t>
+            </w:r>
+            <w:r>
+              <w:rPr>
+                <w:rFonts w:cs="Times New Roman"/>
+                <w:i/>
+                <w:color w:val="595959" w:themeColor="text1" w:themeTint="A6"/>
+              </w:rPr>
+              <w:t>round(2)</w:t>
+            </w:r>
+            <w:r>
+              <w:rPr>
+                <w:rFonts w:cs="Times New Roman"/>
+                <w:i/>
+                <w:color w:val="595959" w:themeColor="text1" w:themeTint="A6"/>
+              </w:rPr>
+              <w:t>}%)</w:t>
+            </w:r>
+          </w:p>
+        </w:tc>
+        <w:tc>
+          <w:tcPr>
+            <w:tcW w:w="915" w:type="pct"/>
+            <w:vAlign w:val="center"/>
+          </w:tcPr>
+          <w:p>
+            <w:pPr>
+              <w:jc w:val="center"/>
+              <w:rPr>
+                <w:rFonts w:cs="Times New Roman"/>
+              </w:rPr>
+            </w:pPr>
+            <w:r>
+              <w:rPr>
+                <w:rFonts w:cs="Times New Roman"/>
+              </w:rPr>
+              <w:t>{d.thisParish.beneficiaryFemaleCount:formatN(0)}</w:t>
+            </w:r>
+            <w:r>
+              <w:rPr>
+                <w:rFonts w:cs="Times New Roman"/>
+                <w:i/>
               </w:rPr>
               <w:t xml:space="preserve"> </w:t>
             </w:r>
+            <w:bookmarkStart w:id="40" w:name="OLE_LINK87"/>
+            <w:bookmarkStart w:id="41" w:name="OLE_LINK88"/>
+            <w:bookmarkStart w:id="42" w:name="OLE_LINK91"/>
             <w:r>
               <w:rPr>
                 <w:rFonts w:cs="Times New Roman"/>
                 <w:i/>
-              </w:rPr>
-              <w:t>(56%)</w:t>
-            </w:r>
-          </w:p>
-        </w:tc>
-        <w:tc>
-          <w:tcPr>
-            <w:tcW w:w="931" w:type="pct"/>
-            <w:vAlign w:val="center"/>
-          </w:tcPr>
-          <w:p>
-            <w:pPr>
-              <w:jc w:val="center"/>
-              <w:rPr>
-                <w:rFonts w:cs="Times New Roman"/>
-              </w:rPr>
-            </w:pPr>
-            <w:r>
-              <w:rPr>
-                <w:rFonts w:cs="Times New Roman"/>
-              </w:rPr>
-              <w:t xml:space="preserve">34 </w:t>
+                <w:color w:val="595959" w:themeColor="text1" w:themeTint="A6"/>
+              </w:rPr>
+              <w:t>({d.thisParish.beneficiaryFemaleCountFraction</w:t>
             </w:r>
             <w:r>
               <w:rPr>
                 <w:rFonts w:cs="Times New Roman"/>
                 <w:i/>
-              </w:rPr>
-              <w:t>(45%)</w:t>
-            </w:r>
-          </w:p>
-        </w:tc>
-        <w:tc>
-          <w:tcPr>
-            <w:tcW w:w="1098" w:type="pct"/>
-            <w:vAlign w:val="center"/>
-          </w:tcPr>
-          <w:p>
-            <w:pPr>
-              <w:jc w:val="center"/>
-              <w:rPr>
-                <w:rFonts w:cs="Times New Roman"/>
-              </w:rPr>
-            </w:pPr>
-            <w:r>
-              <w:rPr>
-                <w:rFonts w:cs="Times New Roman"/>
-              </w:rPr>
-              <w:t>34</w:t>
-            </w:r>
-            <w:r>
-              <w:rPr>
-                <w:rFonts w:cs="Times New Roman"/>
-              </w:rPr>
-              <w:t xml:space="preserve"> </w:t>
+                <w:color w:val="595959" w:themeColor="text1" w:themeTint="A6"/>
+              </w:rPr>
+              <w:t>:mul(100):</w:t>
             </w:r>
             <w:r>
               <w:rPr>
                 <w:rFonts w:cs="Times New Roman"/>
                 <w:i/>
-              </w:rPr>
-              <w:t>(56%)</w:t>
-            </w:r>
+                <w:color w:val="595959" w:themeColor="text1" w:themeTint="A6"/>
+              </w:rPr>
+              <w:t>round(2)</w:t>
+            </w:r>
+            <w:r>
+              <w:rPr>
+                <w:rFonts w:cs="Times New Roman"/>
+                <w:i/>
+                <w:color w:val="595959" w:themeColor="text1" w:themeTint="A6"/>
+              </w:rPr>
+              <w:t>}</w:t>
+            </w:r>
+            <w:r>
+              <w:rPr>
+                <w:rFonts w:cs="Times New Roman"/>
+                <w:i/>
+                <w:color w:val="595959" w:themeColor="text1" w:themeTint="A6"/>
+              </w:rPr>
+              <w:t>%)</w:t>
+            </w:r>
+            <w:bookmarkEnd w:id="40"/>
+            <w:bookmarkEnd w:id="41"/>
+            <w:bookmarkEnd w:id="42"/>
+          </w:p>
+        </w:tc>
+        <w:tc>
+          <w:tcPr>
+            <w:tcW w:w="1077" w:type="pct"/>
+            <w:vAlign w:val="center"/>
+          </w:tcPr>
+          <w:p>
+            <w:pPr>
+              <w:jc w:val="center"/>
+              <w:rPr>
+                <w:rFonts w:cs="Times New Roman"/>
+              </w:rPr>
+            </w:pPr>
+            <w:bookmarkStart w:id="43" w:name="OLE_LINK83"/>
+            <w:bookmarkStart w:id="44" w:name="OLE_LINK84"/>
+            <w:r>
+              <w:rPr>
+                <w:rFonts w:cs="Times New Roman"/>
+              </w:rPr>
+              <w:t xml:space="preserve">{d.thisParish.beneficiaryMaleCount:formatN(0)} </w:t>
+            </w:r>
+            <w:bookmarkStart w:id="45" w:name="OLE_LINK92"/>
+            <w:bookmarkStart w:id="46" w:name="OLE_LINK93"/>
+            <w:bookmarkEnd w:id="43"/>
+            <w:bookmarkEnd w:id="44"/>
+            <w:r>
+              <w:rPr>
+                <w:rFonts w:cs="Times New Roman"/>
+                <w:i/>
+                <w:color w:val="595959" w:themeColor="text1" w:themeTint="A6"/>
+              </w:rPr>
+              <w:t>({d.thisParish.</w:t>
+            </w:r>
+            <w:bookmarkStart w:id="47" w:name="OLE_LINK89"/>
+            <w:bookmarkStart w:id="48" w:name="OLE_LINK90"/>
+            <w:r>
+              <w:rPr>
+                <w:rFonts w:cs="Times New Roman"/>
+                <w:i/>
+                <w:color w:val="595959" w:themeColor="text1" w:themeTint="A6"/>
+              </w:rPr>
+              <w:t>beneficiaryMaleCountFraction</w:t>
+            </w:r>
+            <w:bookmarkEnd w:id="47"/>
+            <w:bookmarkEnd w:id="48"/>
+            <w:r>
+              <w:rPr>
+                <w:rFonts w:cs="Times New Roman"/>
+                <w:i/>
+                <w:color w:val="595959" w:themeColor="text1" w:themeTint="A6"/>
+              </w:rPr>
+              <w:t>:mul(100):</w:t>
+            </w:r>
+            <w:r>
+              <w:rPr>
+                <w:rFonts w:cs="Times New Roman"/>
+                <w:i/>
+                <w:color w:val="595959" w:themeColor="text1" w:themeTint="A6"/>
+              </w:rPr>
+              <w:t>round(2)</w:t>
+            </w:r>
+            <w:r>
+              <w:rPr>
+                <w:rFonts w:cs="Times New Roman"/>
+                <w:i/>
+                <w:color w:val="595959" w:themeColor="text1" w:themeTint="A6"/>
+              </w:rPr>
+              <w:t>}%)</w:t>
+            </w:r>
+            <w:bookmarkEnd w:id="45"/>
+            <w:bookmarkEnd w:id="46"/>
           </w:p>
         </w:tc>
       </w:tr>
       <w:tr>
         <w:tc>
           <w:tcPr>
-            <w:tcW w:w="941" w:type="pct"/>
+            <w:tcW w:w="912" w:type="pct"/>
             <w:vMerge/>
             <w:shd w:val="clear" w:color="auto" w:fill="632423" w:themeFill="accent2" w:themeFillShade="80"/>
           </w:tcPr>
@@ -1628,7 +2002,7 @@
         </w:tc>
         <w:tc>
           <w:tcPr>
-            <w:tcW w:w="931" w:type="pct"/>
+            <w:tcW w:w="912" w:type="pct"/>
             <w:shd w:val="clear" w:color="auto" w:fill="F2DBDB" w:themeFill="accent2" w:themeFillTint="33"/>
             <w:vAlign w:val="center"/>
           </w:tcPr>
@@ -1653,7 +2027,7 @@
         </w:tc>
         <w:tc>
           <w:tcPr>
-            <w:tcW w:w="1099" w:type="pct"/>
+            <w:tcW w:w="1182" w:type="pct"/>
             <w:shd w:val="clear" w:color="auto" w:fill="F2DBDB" w:themeFill="accent2" w:themeFillTint="33"/>
             <w:vAlign w:val="center"/>
           </w:tcPr>
@@ -1678,7 +2052,7 @@
         </w:tc>
         <w:tc>
           <w:tcPr>
-            <w:tcW w:w="931" w:type="pct"/>
+            <w:tcW w:w="915" w:type="pct"/>
             <w:shd w:val="clear" w:color="auto" w:fill="D9D9D9" w:themeFill="background1" w:themeFillShade="D9"/>
             <w:vAlign w:val="center"/>
           </w:tcPr>
@@ -1701,7 +2075,7 @@
         </w:tc>
         <w:tc>
           <w:tcPr>
-            <w:tcW w:w="1098" w:type="pct"/>
+            <w:tcW w:w="1077" w:type="pct"/>
             <w:shd w:val="clear" w:color="auto" w:fill="D9D9D9" w:themeFill="background1" w:themeFillShade="D9"/>
             <w:vAlign w:val="center"/>
           </w:tcPr>
@@ -1726,7 +2100,7 @@
       <w:tr>
         <w:tc>
           <w:tcPr>
-            <w:tcW w:w="941" w:type="pct"/>
+            <w:tcW w:w="912" w:type="pct"/>
             <w:vMerge/>
             <w:shd w:val="clear" w:color="auto" w:fill="632423" w:themeFill="accent2" w:themeFillShade="80"/>
           </w:tcPr>
@@ -1741,109 +2115,85 @@
         </w:tc>
         <w:tc>
           <w:tcPr>
-            <w:tcW w:w="931" w:type="pct"/>
-            <w:vAlign w:val="center"/>
-          </w:tcPr>
-          <w:p>
-            <w:pPr>
-              <w:jc w:val="center"/>
-              <w:rPr>
-                <w:rFonts w:cs="Times New Roman"/>
-              </w:rPr>
-            </w:pPr>
-            <w:r>
-              <w:rPr>
-                <w:rFonts w:cs="Times New Roman"/>
-              </w:rPr>
-              <w:t xml:space="preserve">34 </w:t>
-            </w:r>
-            <w:r>
-              <w:rPr>
-                <w:rFonts w:cs="Times New Roman"/>
-                <w:i/>
-              </w:rPr>
-              <w:t>(45%)</w:t>
-            </w:r>
-          </w:p>
-        </w:tc>
-        <w:tc>
-          <w:tcPr>
-            <w:tcW w:w="1099" w:type="pct"/>
-            <w:vAlign w:val="center"/>
-          </w:tcPr>
-          <w:p>
-            <w:pPr>
-              <w:jc w:val="center"/>
-              <w:rPr>
-                <w:rFonts w:cs="Times New Roman"/>
-              </w:rPr>
-            </w:pPr>
-            <w:r>
-              <w:rPr>
-                <w:rFonts w:cs="Times New Roman"/>
-              </w:rPr>
-              <w:t xml:space="preserve">34 </w:t>
-            </w:r>
-            <w:r>
-              <w:rPr>
-                <w:rFonts w:cs="Times New Roman"/>
-                <w:i/>
-              </w:rPr>
-              <w:t>(56%)</w:t>
-            </w:r>
-          </w:p>
-        </w:tc>
-        <w:tc>
-          <w:tcPr>
-            <w:tcW w:w="931" w:type="pct"/>
-            <w:vAlign w:val="center"/>
-          </w:tcPr>
-          <w:p>
-            <w:pPr>
-              <w:jc w:val="center"/>
-              <w:rPr>
-                <w:rFonts w:cs="Times New Roman"/>
-              </w:rPr>
-            </w:pPr>
-            <w:r>
-              <w:rPr>
-                <w:rFonts w:cs="Times New Roman"/>
-              </w:rPr>
-              <w:t xml:space="preserve">34 </w:t>
-            </w:r>
-            <w:r>
-              <w:rPr>
-                <w:rFonts w:cs="Times New Roman"/>
-                <w:i/>
-              </w:rPr>
-              <w:t>(45%)</w:t>
-            </w:r>
-          </w:p>
-        </w:tc>
-        <w:tc>
-          <w:tcPr>
-            <w:tcW w:w="1098" w:type="pct"/>
-            <w:vAlign w:val="center"/>
-          </w:tcPr>
-          <w:p>
-            <w:pPr>
-              <w:jc w:val="center"/>
-              <w:rPr>
-                <w:rFonts w:cs="Times New Roman"/>
-              </w:rPr>
-            </w:pPr>
-            <w:r>
-              <w:rPr>
-                <w:rFonts w:cs="Times New Roman"/>
-              </w:rPr>
-              <w:t xml:space="preserve">34 </w:t>
-            </w:r>
-            <w:r>
-              <w:rPr>
-                <w:rFonts w:cs="Times New Roman"/>
-                <w:i/>
-              </w:rPr>
-              <w:t>(56%)</w:t>
+            <w:tcW w:w="912" w:type="pct"/>
+            <w:vAlign w:val="center"/>
+          </w:tcPr>
+          <w:p>
+            <w:pPr>
+              <w:jc w:val="center"/>
+              <w:rPr>
+                <w:rFonts w:cs="Times New Roman"/>
+              </w:rPr>
+            </w:pPr>
+            <w:bookmarkStart w:id="49" w:name="OLE_LINK56"/>
+            <w:bookmarkStart w:id="50" w:name="OLE_LINK57"/>
+            <w:r>
+              <w:rPr>
+                <w:rFonts w:cs="Times New Roman"/>
+              </w:rPr>
+              <w:t>------</w:t>
+            </w:r>
+            <w:bookmarkEnd w:id="49"/>
+            <w:bookmarkEnd w:id="50"/>
+          </w:p>
+        </w:tc>
+        <w:tc>
+          <w:tcPr>
+            <w:tcW w:w="1182" w:type="pct"/>
+            <w:vAlign w:val="center"/>
+          </w:tcPr>
+          <w:p>
+            <w:pPr>
+              <w:jc w:val="center"/>
+              <w:rPr>
+                <w:rFonts w:cs="Times New Roman"/>
+              </w:rPr>
+            </w:pPr>
+            <w:r>
+              <w:rPr>
+                <w:rFonts w:cs="Times New Roman"/>
+              </w:rPr>
+              <w:t>------</w:t>
+            </w:r>
+          </w:p>
+        </w:tc>
+        <w:tc>
+          <w:tcPr>
+            <w:tcW w:w="915" w:type="pct"/>
+            <w:vAlign w:val="center"/>
+          </w:tcPr>
+          <w:p>
+            <w:pPr>
+              <w:jc w:val="center"/>
+              <w:rPr>
+                <w:rFonts w:cs="Times New Roman"/>
+              </w:rPr>
+            </w:pPr>
+            <w:r>
+              <w:rPr>
+                <w:rFonts w:cs="Times New Roman"/>
+              </w:rPr>
+              <w:t>------</w:t>
+            </w:r>
+          </w:p>
+        </w:tc>
+        <w:tc>
+          <w:tcPr>
+            <w:tcW w:w="1077" w:type="pct"/>
+            <w:vAlign w:val="center"/>
+          </w:tcPr>
+          <w:p>
+            <w:pPr>
+              <w:jc w:val="center"/>
+              <w:rPr>
+                <w:rFonts w:cs="Times New Roman"/>
+              </w:rPr>
+            </w:pPr>
+            <w:r>
+              <w:rPr>
+                <w:rFonts w:cs="Times New Roman"/>
+              </w:rPr>
+              <w:t>------</w:t>
             </w:r>
           </w:p>
         </w:tc>
@@ -1851,7 +2201,7 @@
       <w:tr>
         <w:tc>
           <w:tcPr>
-            <w:tcW w:w="941" w:type="pct"/>
+            <w:tcW w:w="912" w:type="pct"/>
             <w:vMerge/>
             <w:shd w:val="clear" w:color="auto" w:fill="632423" w:themeFill="accent2" w:themeFillShade="80"/>
           </w:tcPr>
@@ -1866,7 +2216,7 @@
         </w:tc>
         <w:tc>
           <w:tcPr>
-            <w:tcW w:w="2030" w:type="pct"/>
+            <w:tcW w:w="2095" w:type="pct"/>
             <w:gridSpan w:val="2"/>
             <w:shd w:val="clear" w:color="auto" w:fill="F2DBDB" w:themeFill="accent2" w:themeFillTint="33"/>
             <w:vAlign w:val="center"/>
@@ -1879,47 +2229,64 @@
                 <w:i/>
               </w:rPr>
             </w:pPr>
-            <w:bookmarkStart w:id="12" w:name="OLE_LINK11"/>
-            <w:bookmarkStart w:id="13" w:name="OLE_LINK12"/>
-            <w:r>
-              <w:rPr>
-                <w:rFonts w:cs="Times New Roman"/>
-                <w:i/>
-              </w:rPr>
-              <w:t>3</w:t>
-            </w:r>
-            <w:r>
-              <w:rPr>
-                <w:rFonts w:cs="Times New Roman"/>
+            <w:bookmarkStart w:id="51" w:name="OLE_LINK11"/>
+            <w:bookmarkStart w:id="52" w:name="OLE_LINK12"/>
+            <w:bookmarkStart w:id="53" w:name="OLE_LINK54"/>
+            <w:bookmarkStart w:id="54" w:name="OLE_LINK55"/>
+            <w:r>
+              <w:rPr>
+                <w:rFonts w:cs="Times New Roman"/>
+              </w:rPr>
+              <w:t>{</w:t>
+            </w:r>
+            <w:bookmarkStart w:id="55" w:name="OLE_LINK72"/>
+            <w:bookmarkStart w:id="56" w:name="OLE_LINK73"/>
+            <w:r>
+              <w:rPr>
+                <w:rFonts w:cs="Times New Roman"/>
+              </w:rPr>
+              <w:t>d.thisSubCounty.</w:t>
+            </w:r>
+            <w:r>
+              <w:rPr>
+                <w:rFonts w:cs="Times New Roman"/>
+              </w:rPr>
+              <w:t>beneficiaryCount</w:t>
+            </w:r>
+            <w:bookmarkEnd w:id="55"/>
+            <w:bookmarkEnd w:id="56"/>
+            <w:r>
+              <w:rPr>
+                <w:rFonts w:cs="Times New Roman"/>
+              </w:rPr>
+              <w:t xml:space="preserve">:formatN(0)} </w:t>
+            </w:r>
+            <w:bookmarkEnd w:id="53"/>
+            <w:bookmarkEnd w:id="54"/>
+            <w:r>
+              <w:rPr>
+                <w:rFonts w:cs="Times New Roman"/>
+                <w:b/>
                 <w:i/>
                 <w:shd w:val="clear" w:color="auto" w:fill="F2DBDB" w:themeFill="accent2" w:themeFillTint="33"/>
               </w:rPr>
-              <w:t xml:space="preserve">,900 </w:t>
-            </w:r>
-            <w:r>
-              <w:rPr>
-                <w:rFonts w:cs="Times New Roman"/>
-                <w:b/>
+              <w:t>beneficiaries</w:t>
+            </w:r>
+            <w:r>
+              <w:rPr>
+                <w:rFonts w:cs="Times New Roman"/>
                 <w:i/>
                 <w:shd w:val="clear" w:color="auto" w:fill="F2DBDB" w:themeFill="accent2" w:themeFillTint="33"/>
               </w:rPr>
-              <w:t>beneficiaries</w:t>
-            </w:r>
-            <w:r>
-              <w:rPr>
-                <w:rFonts w:cs="Times New Roman"/>
-                <w:i/>
-                <w:shd w:val="clear" w:color="auto" w:fill="F2DBDB" w:themeFill="accent2" w:themeFillTint="33"/>
-              </w:rPr>
               <w:t xml:space="preserve"> in total</w:t>
             </w:r>
-            <w:bookmarkEnd w:id="12"/>
-            <w:bookmarkEnd w:id="13"/>
-          </w:p>
-        </w:tc>
-        <w:tc>
-          <w:tcPr>
-            <w:tcW w:w="2029" w:type="pct"/>
+            <w:bookmarkEnd w:id="51"/>
+            <w:bookmarkEnd w:id="52"/>
+          </w:p>
+        </w:tc>
+        <w:tc>
+          <w:tcPr>
+            <w:tcW w:w="1993" w:type="pct"/>
             <w:gridSpan w:val="2"/>
             <w:shd w:val="clear" w:color="auto" w:fill="BFBFBF" w:themeFill="background1" w:themeFillShade="BF"/>
             <w:vAlign w:val="center"/>
@@ -1936,9 +2303,8 @@
             <w:r>
               <w:rPr>
                 <w:rFonts w:cs="Times New Roman"/>
-                <w:i/>
-              </w:rPr>
-              <w:t xml:space="preserve">3,900 </w:t>
+              </w:rPr>
+              <w:t xml:space="preserve">{d.thisParish.beneficiaryCount:formatN(0)} </w:t>
             </w:r>
             <w:r>
               <w:rPr>
@@ -2032,26 +2398,34 @@
         <w:rPr>
           <w:rFonts w:cs="Times New Roman"/>
         </w:rPr>
-        <w:t xml:space="preserve">(Parish) as of </w:t>
-      </w:r>
-      <w:r>
-        <w:rPr>
-          <w:rFonts w:cs="Times New Roman"/>
-        </w:rPr>
-        <w:t>{d.dateNow}</w:t>
-      </w:r>
-      <w:r>
-        <w:rPr>
-          <w:rFonts w:cs="Times New Roman"/>
-        </w:rPr>
-        <w:t>.</w:t>
+        <w:t xml:space="preserve">(Parish). </w:t>
       </w:r>
       <w:r>
         <w:rPr>
           <w:rFonts w:cs="Times New Roman"/>
           <w:noProof/>
         </w:rPr>
-        <w:t xml:space="preserve"> Complied by </w:t>
+        <w:t>Complied</w:t>
+      </w:r>
+      <w:r>
+        <w:rPr>
+          <w:rFonts w:cs="Times New Roman"/>
+          <w:noProof/>
+        </w:rPr>
+        <w:t xml:space="preserve"> on </w:t>
+      </w:r>
+      <w:r>
+        <w:rPr>
+          <w:rFonts w:cs="Times New Roman"/>
+        </w:rPr>
+        <w:t>{d.dateNow}</w:t>
+      </w:r>
+      <w:r>
+        <w:rPr>
+          <w:rFonts w:cs="Times New Roman"/>
+          <w:noProof/>
+        </w:rPr>
+        <w:t xml:space="preserve"> by </w:t>
       </w:r>
       <w:r>
         <w:rPr>
@@ -2405,7 +2779,6 @@
         <w:jc w:val="left"/>
       </w:pPr>
       <w:r>
-        <w:lastRenderedPageBreak/>
         <w:br w:type="page"/>
       </w:r>
     </w:p>
@@ -2413,8 +2786,8 @@
       <w:pPr>
         <w:pStyle w:val="Heading1"/>
       </w:pPr>
-      <w:bookmarkStart w:id="14" w:name="OLE_LINK13"/>
-      <w:bookmarkStart w:id="15" w:name="OLE_LINK14"/>
+      <w:bookmarkStart w:id="57" w:name="OLE_LINK13"/>
+      <w:bookmarkStart w:id="58" w:name="OLE_LINK14"/>
       <w:r>
         <w:lastRenderedPageBreak/>
         <w:t>{d.village</w:t>
@@ -2428,8 +2801,8 @@
       <w:r>
         <w:t xml:space="preserve"> </w:t>
       </w:r>
-      <w:bookmarkStart w:id="16" w:name="OLE_LINK25"/>
-      <w:bookmarkStart w:id="17" w:name="OLE_LINK26"/>
+      <w:bookmarkStart w:id="59" w:name="OLE_LINK25"/>
+      <w:bookmarkStart w:id="60" w:name="OLE_LINK26"/>
       <w:r>
         <w:t xml:space="preserve">VILLAGE: </w:t>
       </w:r>
@@ -2442,10 +2815,10 @@
       <w:r>
         <w:t>}</w:t>
       </w:r>
-      <w:bookmarkEnd w:id="14"/>
-      <w:bookmarkEnd w:id="15"/>
-      <w:bookmarkEnd w:id="16"/>
-      <w:bookmarkEnd w:id="17"/>
+      <w:bookmarkEnd w:id="57"/>
+      <w:bookmarkEnd w:id="58"/>
+      <w:bookmarkEnd w:id="59"/>
+      <w:bookmarkEnd w:id="60"/>
     </w:p>
     <w:p>
       <w:pPr>
@@ -2454,10 +2827,10 @@
           <w:i/>
         </w:rPr>
       </w:pPr>
-      <w:bookmarkStart w:id="18" w:name="OLE_LINK15"/>
-      <w:bookmarkStart w:id="19" w:name="OLE_LINK16"/>
-      <w:bookmarkStart w:id="20" w:name="OLE_LINK17"/>
-      <w:bookmarkStart w:id="21" w:name="OLE_LINK18"/>
+      <w:bookmarkStart w:id="61" w:name="OLE_LINK15"/>
+      <w:bookmarkStart w:id="62" w:name="OLE_LINK16"/>
+      <w:bookmarkStart w:id="63" w:name="OLE_LINK17"/>
+      <w:bookmarkStart w:id="64" w:name="OLE_LINK18"/>
       <w:r>
         <w:rPr>
           <w:i/>
@@ -2482,18 +2855,18 @@
         </w:rPr>
         <w:t>}</w:t>
       </w:r>
-      <w:bookmarkEnd w:id="18"/>
-      <w:bookmarkEnd w:id="19"/>
-      <w:bookmarkEnd w:id="20"/>
-      <w:bookmarkEnd w:id="21"/>
+      <w:bookmarkEnd w:id="61"/>
+      <w:bookmarkEnd w:id="62"/>
+      <w:bookmarkEnd w:id="63"/>
+      <w:bookmarkEnd w:id="64"/>
       <w:r>
         <w:rPr>
           <w:i/>
         </w:rPr>
         <w:t xml:space="preserve">, </w:t>
       </w:r>
-      <w:bookmarkStart w:id="22" w:name="OLE_LINK21"/>
-      <w:bookmarkStart w:id="23" w:name="OLE_LINK22"/>
+      <w:bookmarkStart w:id="65" w:name="OLE_LINK21"/>
+      <w:bookmarkStart w:id="66" w:name="OLE_LINK22"/>
       <w:r>
         <w:rPr>
           <w:i/>
@@ -2512,16 +2885,16 @@
         </w:rPr>
         <w:t>}</w:t>
       </w:r>
-      <w:bookmarkEnd w:id="22"/>
-      <w:bookmarkEnd w:id="23"/>
+      <w:bookmarkEnd w:id="65"/>
+      <w:bookmarkEnd w:id="66"/>
       <w:r>
         <w:rPr>
           <w:i/>
         </w:rPr>
         <w:t xml:space="preserve">, </w:t>
       </w:r>
-      <w:bookmarkStart w:id="24" w:name="OLE_LINK23"/>
-      <w:bookmarkStart w:id="25" w:name="OLE_LINK24"/>
+      <w:bookmarkStart w:id="67" w:name="OLE_LINK23"/>
+      <w:bookmarkStart w:id="68" w:name="OLE_LINK24"/>
       <w:r>
         <w:rPr>
           <w:i/>
@@ -2540,8 +2913,8 @@
         </w:rPr>
         <w:t>}</w:t>
       </w:r>
-      <w:bookmarkEnd w:id="24"/>
-      <w:bookmarkEnd w:id="25"/>
+      <w:bookmarkEnd w:id="67"/>
+      <w:bookmarkEnd w:id="68"/>
       <w:r>
         <w:rPr>
           <w:i/>
@@ -2601,10 +2974,10 @@
       <w:pPr>
         <w:pStyle w:val="Heading2"/>
       </w:pPr>
-      <w:bookmarkStart w:id="26" w:name="OLE_LINK27"/>
-      <w:bookmarkStart w:id="27" w:name="OLE_LINK28"/>
-      <w:bookmarkStart w:id="28" w:name="OLE_LINK29"/>
-      <w:bookmarkStart w:id="29" w:name="OLE_LINK30"/>
+      <w:bookmarkStart w:id="69" w:name="OLE_LINK29"/>
+      <w:bookmarkStart w:id="70" w:name="OLE_LINK30"/>
+      <w:bookmarkStart w:id="71" w:name="OLE_LINK27"/>
+      <w:bookmarkStart w:id="72" w:name="OLE_LINK28"/>
       <w:r>
         <w:t>{d.villages[i].</w:t>
       </w:r>
@@ -2617,15 +2990,15 @@
       <w:r>
         <w:t>}</w:t>
       </w:r>
-      <w:bookmarkStart w:id="30" w:name="OLE_LINK31"/>
-      <w:bookmarkStart w:id="31" w:name="OLE_LINK32"/>
-      <w:bookmarkEnd w:id="28"/>
-      <w:bookmarkEnd w:id="29"/>
+      <w:bookmarkStart w:id="73" w:name="OLE_LINK31"/>
+      <w:bookmarkStart w:id="74" w:name="OLE_LINK32"/>
+      <w:bookmarkEnd w:id="69"/>
+      <w:bookmarkEnd w:id="70"/>
       <w:r>
         <w:t xml:space="preserve"> GROUP: </w:t>
       </w:r>
-      <w:bookmarkStart w:id="32" w:name="OLE_LINK33"/>
-      <w:bookmarkStart w:id="33" w:name="OLE_LINK34"/>
+      <w:bookmarkStart w:id="75" w:name="OLE_LINK33"/>
+      <w:bookmarkStart w:id="76" w:name="OLE_LINK34"/>
       <w:r>
         <w:t>{d.villages[i].saccoGroups[i]</w:t>
       </w:r>
@@ -2641,12 +3014,12 @@
       <w:r>
         <w:t xml:space="preserve">: </w:t>
       </w:r>
-      <w:bookmarkEnd w:id="26"/>
-      <w:bookmarkEnd w:id="27"/>
-      <w:bookmarkEnd w:id="30"/>
-      <w:bookmarkEnd w:id="31"/>
-      <w:bookmarkEnd w:id="32"/>
-      <w:bookmarkEnd w:id="33"/>
+      <w:bookmarkEnd w:id="71"/>
+      <w:bookmarkEnd w:id="72"/>
+      <w:bookmarkEnd w:id="73"/>
+      <w:bookmarkEnd w:id="74"/>
+      <w:bookmarkEnd w:id="75"/>
+      <w:bookmarkEnd w:id="76"/>
       <w:r>
         <w:t>{d.villages[i].name</w:t>
       </w:r>
@@ -2723,8 +3096,8 @@
       <w:r>
         <w:t xml:space="preserve">List </w:t>
       </w:r>
-      <w:bookmarkStart w:id="34" w:name="OLE_LINK19"/>
-      <w:bookmarkStart w:id="35" w:name="OLE_LINK20"/>
+      <w:bookmarkStart w:id="77" w:name="OLE_LINK19"/>
+      <w:bookmarkStart w:id="78" w:name="OLE_LINK20"/>
       <w:r>
         <w:t xml:space="preserve">of Beneficiaries </w:t>
       </w:r>
@@ -2745,8 +3118,8 @@
       <w:r>
         <w:t xml:space="preserve"> PDM Loan</w:t>
       </w:r>
-      <w:bookmarkEnd w:id="34"/>
-      <w:bookmarkEnd w:id="35"/>
+      <w:bookmarkEnd w:id="77"/>
+      <w:bookmarkEnd w:id="78"/>
     </w:p>
     <w:tbl>
       <w:tblPr>
@@ -2923,8 +3296,8 @@
             <w:pPr>
               <w:jc w:val="center"/>
             </w:pPr>
-            <w:bookmarkStart w:id="36" w:name="_Hlk227763569"/>
-            <w:bookmarkStart w:id="37" w:name="_Hlk227764187"/>
+            <w:bookmarkStart w:id="79" w:name="_Hlk227764187"/>
+            <w:bookmarkStart w:id="80" w:name="_Hlk227763569"/>
             <w:r>
               <w:t>{d.villages[i].saccoGroups[i].</w:t>
             </w:r>
@@ -2999,8 +3372,8 @@
             <w:pPr>
               <w:jc w:val="left"/>
             </w:pPr>
-            <w:bookmarkStart w:id="38" w:name="OLE_LINK39"/>
-            <w:bookmarkStart w:id="39" w:name="OLE_LINK40"/>
+            <w:bookmarkStart w:id="81" w:name="OLE_LINK39"/>
+            <w:bookmarkStart w:id="82" w:name="OLE_LINK40"/>
             <w:r>
               <w:t>{d.villages[i].saccoGroups[i].</w:t>
             </w:r>
@@ -3011,8 +3384,8 @@
               <w:t>[i].contact}</w:t>
             </w:r>
           </w:p>
-          <w:bookmarkEnd w:id="38"/>
-          <w:bookmarkEnd w:id="39"/>
+          <w:bookmarkEnd w:id="81"/>
+          <w:bookmarkEnd w:id="82"/>
           <w:p>
             <w:pPr>
               <w:jc w:val="left"/>
@@ -3061,8 +3434,8 @@
             <w:pPr>
               <w:jc w:val="left"/>
             </w:pPr>
-            <w:bookmarkStart w:id="40" w:name="OLE_LINK41"/>
-            <w:bookmarkStart w:id="41" w:name="OLE_LINK42"/>
+            <w:bookmarkStart w:id="83" w:name="OLE_LINK41"/>
+            <w:bookmarkStart w:id="84" w:name="OLE_LINK42"/>
             <w:r>
               <w:t>{d.villages[i].saccoGroups[i].</w:t>
             </w:r>
@@ -3073,8 +3446,8 @@
               <w:t>[i].createdAt}</w:t>
             </w:r>
           </w:p>
-          <w:bookmarkEnd w:id="40"/>
-          <w:bookmarkEnd w:id="41"/>
+          <w:bookmarkEnd w:id="83"/>
+          <w:bookmarkEnd w:id="84"/>
           <w:p>
             <w:pPr>
               <w:jc w:val="center"/>
@@ -3123,13 +3496,16 @@
             </w:pPr>
             <w:r>
               <w:rPr>
-                <w:noProof/>
-              </w:rPr>
-            </w:r>
-            <w:r>
+                <w:sz w:val="24"/>
+              </w:rPr>
+            </w:r>
+            <w:r>
+              <w:rPr>
+                <w:sz w:val="24"/>
+              </w:rPr>
               <w:pict>
-                <v:rect id="_x0000_s1037" style="width:17.55pt;height:17.1pt;mso-position-horizontal-relative:char;mso-position-vertical-relative:line" wrapcoords="-939 -939 -939 20661 22539 20661 22539 -939 -939 -939" strokecolor="#76923c [2406]">
-                  <v:textbox style="mso-next-textbox:#_x0000_s1037">
+                <v:rect id="_x0000_s1030" style="width:17.55pt;height:17.1pt;mso-position-horizontal-relative:char;mso-position-vertical-relative:line" wrapcoords="-939 -939 -939 20661 22539 20661 22539 -939 -939 -939" strokecolor="#76923c [2406]">
+                  <v:textbox style="mso-next-textbox:#_x0000_s1030">
                     <w:txbxContent>
                       <w:p/>
                     </w:txbxContent>
@@ -3152,9 +3528,9 @@
             <w:pPr>
               <w:jc w:val="center"/>
             </w:pPr>
-            <w:bookmarkStart w:id="42" w:name="OLE_LINK47"/>
-            <w:bookmarkStart w:id="43" w:name="OLE_LINK48"/>
-            <w:bookmarkEnd w:id="37"/>
+            <w:bookmarkStart w:id="85" w:name="OLE_LINK47"/>
+            <w:bookmarkStart w:id="86" w:name="OLE_LINK48"/>
+            <w:bookmarkEnd w:id="79"/>
             <w:r>
               <w:lastRenderedPageBreak/>
               <w:t>{d.villages[i].saccoGroups[i].</w:t>
@@ -3165,8 +3541,8 @@
             <w:r>
               <w:t>[i+1]}</w:t>
             </w:r>
-            <w:bookmarkEnd w:id="42"/>
-            <w:bookmarkEnd w:id="43"/>
+            <w:bookmarkEnd w:id="85"/>
+            <w:bookmarkEnd w:id="86"/>
           </w:p>
         </w:tc>
         <w:tc>
@@ -3316,7 +3692,7 @@
         </w:tc>
       </w:tr>
     </w:tbl>
-    <w:bookmarkEnd w:id="36"/>
+    <w:bookmarkEnd w:id="80"/>
     <w:p>
       <w:pPr>
         <w:pStyle w:val="Caption"/>
@@ -3336,8 +3712,8 @@
       <w:r>
         <w:t xml:space="preserve"> </w:t>
       </w:r>
-      <w:bookmarkStart w:id="44" w:name="OLE_LINK35"/>
-      <w:bookmarkStart w:id="45" w:name="OLE_LINK36"/>
+      <w:bookmarkStart w:id="87" w:name="OLE_LINK35"/>
+      <w:bookmarkStart w:id="88" w:name="OLE_LINK36"/>
       <w:r>
         <w:t xml:space="preserve">Showing list of beneficiaries that </w:t>
       </w:r>
@@ -3350,8 +3726,8 @@
       <w:r>
         <w:t xml:space="preserve"> </w:t>
       </w:r>
-      <w:bookmarkStart w:id="46" w:name="OLE_LINK37"/>
-      <w:bookmarkStart w:id="47" w:name="OLE_LINK38"/>
+      <w:bookmarkStart w:id="89" w:name="OLE_LINK37"/>
+      <w:bookmarkStart w:id="90" w:name="OLE_LINK38"/>
       <w:r>
         <w:t xml:space="preserve">the PDM Loan from </w:t>
       </w:r>
@@ -3403,10 +3779,10 @@
       <w:r>
         <w:t>}</w:t>
       </w:r>
-      <w:bookmarkEnd w:id="44"/>
-      <w:bookmarkEnd w:id="45"/>
-      <w:bookmarkEnd w:id="46"/>
-      <w:bookmarkEnd w:id="47"/>
+      <w:bookmarkEnd w:id="87"/>
+      <w:bookmarkEnd w:id="88"/>
+      <w:bookmarkEnd w:id="89"/>
+      <w:bookmarkEnd w:id="90"/>
       <w:r>
         <w:t>.</w:t>
       </w:r>
@@ -3730,9 +4106,17 @@
               <w:jc w:val="center"/>
             </w:pPr>
             <w:r>
+              <w:rPr>
+                <w:sz w:val="24"/>
+              </w:rPr>
+            </w:r>
+            <w:r>
+              <w:rPr>
+                <w:sz w:val="24"/>
+              </w:rPr>
               <w:pict>
-                <v:rect id="_x0000_s1040" style="width:17.55pt;height:17.1pt;mso-position-horizontal-relative:char;mso-position-vertical-relative:line" wrapcoords="-939 -939 -939 20661 22539 20661 22539 -939 -939 -939" strokecolor="#c00000">
-                  <v:textbox style="mso-next-textbox:#_x0000_s1040">
+                <v:rect id="_x0000_s1029" style="width:17.55pt;height:17.1pt;mso-position-horizontal-relative:char;mso-position-vertical-relative:line" wrapcoords="-939 -939 -939 20661 22539 20661 22539 -939 -939 -939" strokecolor="#c00000">
+                  <v:textbox style="mso-next-textbox:#_x0000_s1029">
                     <w:txbxContent>
                       <w:p/>
                     </w:txbxContent>
@@ -3973,7 +4357,12 @@
       </w:r>
     </w:p>
     <w:sectPr>
-      <w:footerReference w:type="default" r:id="rId9"/>
+      <w:headerReference w:type="even" r:id="rId9"/>
+      <w:headerReference w:type="default" r:id="rId10"/>
+      <w:footerReference w:type="even" r:id="rId11"/>
+      <w:footerReference w:type="default" r:id="rId12"/>
+      <w:headerReference w:type="first" r:id="rId13"/>
+      <w:footerReference w:type="first" r:id="rId14"/>
       <w:pgSz w:w="11907" w:h="16839" w:code="9"/>
       <w:pgMar w:top="1440" w:right="1080" w:bottom="1440" w:left="1080" w:header="720" w:footer="720" w:gutter="0"/>
       <w:cols w:space="720"/>
@@ -4009,6 +4398,16 @@
 </file>
 
 <file path=word/footer1.xml><?xml version="1.0" encoding="utf-8"?>
+<w:ftr xmlns:ve="http://schemas.openxmlformats.org/markup-compatibility/2006" xmlns:o="urn:schemas-microsoft-com:office:office" xmlns:r="http://schemas.openxmlformats.org/officeDocument/2006/relationships" xmlns:m="http://schemas.openxmlformats.org/officeDocument/2006/math" xmlns:v="urn:schemas-microsoft-com:vml" xmlns:wp="http://schemas.openxmlformats.org/drawingml/2006/wordprocessingDrawing" xmlns:w10="urn:schemas-microsoft-com:office:word" xmlns:w="http://schemas.openxmlformats.org/wordprocessingml/2006/main" xmlns:wne="http://schemas.microsoft.com/office/word/2006/wordml">
+  <w:p>
+    <w:pPr>
+      <w:pStyle w:val="Footer"/>
+    </w:pPr>
+  </w:p>
+</w:ftr>
+</file>
+
+<file path=word/footer2.xml><?xml version="1.0" encoding="utf-8"?>
 <w:ftr xmlns:ve="http://schemas.openxmlformats.org/markup-compatibility/2006" xmlns:o="urn:schemas-microsoft-com:office:office" xmlns:r="http://schemas.openxmlformats.org/officeDocument/2006/relationships" xmlns:m="http://schemas.openxmlformats.org/officeDocument/2006/math" xmlns:v="urn:schemas-microsoft-com:vml" xmlns:wp="http://schemas.openxmlformats.org/drawingml/2006/wordprocessingDrawing" xmlns:w10="urn:schemas-microsoft-com:office:word" xmlns:w="http://schemas.openxmlformats.org/wordprocessingml/2006/main" xmlns:wne="http://schemas.microsoft.com/office/word/2006/wordml">
   <w:p>
     <w:pPr>
@@ -4073,11 +4472,7 @@
   <w:p>
     <w:pPr>
       <w:pStyle w:val="Footer"/>
-      <w:ind w:left="720"/>
       <w:jc w:val="center"/>
-      <w:rPr>
-        <w:b/>
-      </w:rPr>
     </w:pPr>
     <w:r>
       <w:t>SY</w:t>
@@ -4172,6 +4567,16 @@
 </w:ftr>
 </file>
 
+<file path=word/footer3.xml><?xml version="1.0" encoding="utf-8"?>
+<w:ftr xmlns:ve="http://schemas.openxmlformats.org/markup-compatibility/2006" xmlns:o="urn:schemas-microsoft-com:office:office" xmlns:r="http://schemas.openxmlformats.org/officeDocument/2006/relationships" xmlns:m="http://schemas.openxmlformats.org/officeDocument/2006/math" xmlns:v="urn:schemas-microsoft-com:vml" xmlns:wp="http://schemas.openxmlformats.org/drawingml/2006/wordprocessingDrawing" xmlns:w10="urn:schemas-microsoft-com:office:word" xmlns:w="http://schemas.openxmlformats.org/wordprocessingml/2006/main" xmlns:wne="http://schemas.microsoft.com/office/word/2006/wordml">
+  <w:p>
+    <w:pPr>
+      <w:pStyle w:val="Footer"/>
+    </w:pPr>
+  </w:p>
+</w:ftr>
+</file>
+
 <file path=word/footnotes.xml><?xml version="1.0" encoding="utf-8"?>
 <w:footnotes xmlns:ve="http://schemas.openxmlformats.org/markup-compatibility/2006" xmlns:o="urn:schemas-microsoft-com:office:office" xmlns:r="http://schemas.openxmlformats.org/officeDocument/2006/relationships" xmlns:m="http://schemas.openxmlformats.org/officeDocument/2006/math" xmlns:v="urn:schemas-microsoft-com:vml" xmlns:wp="http://schemas.openxmlformats.org/drawingml/2006/wordprocessingDrawing" xmlns:w10="urn:schemas-microsoft-com:office:word" xmlns:w="http://schemas.openxmlformats.org/wordprocessingml/2006/main" xmlns:wne="http://schemas.microsoft.com/office/word/2006/wordml">
   <w:footnote w:type="separator" w:id="0">
@@ -4195,6 +4600,36 @@
     </w:p>
   </w:footnote>
 </w:footnotes>
+</file>
+
+<file path=word/header1.xml><?xml version="1.0" encoding="utf-8"?>
+<w:hdr xmlns:ve="http://schemas.openxmlformats.org/markup-compatibility/2006" xmlns:o="urn:schemas-microsoft-com:office:office" xmlns:r="http://schemas.openxmlformats.org/officeDocument/2006/relationships" xmlns:m="http://schemas.openxmlformats.org/officeDocument/2006/math" xmlns:v="urn:schemas-microsoft-com:vml" xmlns:wp="http://schemas.openxmlformats.org/drawingml/2006/wordprocessingDrawing" xmlns:w10="urn:schemas-microsoft-com:office:word" xmlns:w="http://schemas.openxmlformats.org/wordprocessingml/2006/main" xmlns:wne="http://schemas.microsoft.com/office/word/2006/wordml">
+  <w:p>
+    <w:pPr>
+      <w:pStyle w:val="Header"/>
+    </w:pPr>
+  </w:p>
+</w:hdr>
+</file>
+
+<file path=word/header2.xml><?xml version="1.0" encoding="utf-8"?>
+<w:hdr xmlns:ve="http://schemas.openxmlformats.org/markup-compatibility/2006" xmlns:o="urn:schemas-microsoft-com:office:office" xmlns:r="http://schemas.openxmlformats.org/officeDocument/2006/relationships" xmlns:m="http://schemas.openxmlformats.org/officeDocument/2006/math" xmlns:v="urn:schemas-microsoft-com:vml" xmlns:wp="http://schemas.openxmlformats.org/drawingml/2006/wordprocessingDrawing" xmlns:w10="urn:schemas-microsoft-com:office:word" xmlns:w="http://schemas.openxmlformats.org/wordprocessingml/2006/main" xmlns:wne="http://schemas.microsoft.com/office/word/2006/wordml">
+  <w:p>
+    <w:pPr>
+      <w:pStyle w:val="Header"/>
+    </w:pPr>
+  </w:p>
+</w:hdr>
+</file>
+
+<file path=word/header3.xml><?xml version="1.0" encoding="utf-8"?>
+<w:hdr xmlns:ve="http://schemas.openxmlformats.org/markup-compatibility/2006" xmlns:o="urn:schemas-microsoft-com:office:office" xmlns:r="http://schemas.openxmlformats.org/officeDocument/2006/relationships" xmlns:m="http://schemas.openxmlformats.org/officeDocument/2006/math" xmlns:v="urn:schemas-microsoft-com:vml" xmlns:wp="http://schemas.openxmlformats.org/drawingml/2006/wordprocessingDrawing" xmlns:w10="urn:schemas-microsoft-com:office:word" xmlns:w="http://schemas.openxmlformats.org/wordprocessingml/2006/main" xmlns:wne="http://schemas.microsoft.com/office/word/2006/wordml">
+  <w:p>
+    <w:pPr>
+      <w:pStyle w:val="Header"/>
+    </w:pPr>
+  </w:p>
+</w:hdr>
 </file>
 
 <file path=word/numbering.xml><?xml version="1.0" encoding="utf-8"?>
@@ -4727,7 +5162,6 @@
   <w:style w:type="character" w:default="1" w:styleId="DefaultParagraphFont">
     <w:name w:val="Default Paragraph Font"/>
     <w:uiPriority w:val="1"/>
-    <w:semiHidden/>
     <w:unhideWhenUsed/>
   </w:style>
   <w:style w:type="table" w:default="1" w:styleId="TableNormal">
